--- a/parent_sample/新しいフォルダー1/Word_sample1.docx
+++ b/parent_sample/新しいフォルダー1/Word_sample1.docx
@@ -11,6 +11,25 @@
           <w:szCs w:val="44"/>
         </w:rPr>
       </w:pPr>
+      <w:r>
+        <w:rPr>
+          <w:b/>
+          <w:bCs/>
+          <w:sz w:val="40"/>
+          <w:szCs w:val="44"/>
+        </w:rPr>
+        <w:t>W</w:t>
+      </w:r>
+      <w:r>
+        <w:rPr>
+          <w:rFonts w:hint="eastAsia"/>
+          <w:b/>
+          <w:bCs/>
+          <w:sz w:val="40"/>
+          <w:szCs w:val="44"/>
+        </w:rPr>
+        <w:t>ord</w:t>
+      </w:r>
     </w:p>
     <w:sectPr>
       <w:pgSz w:w="11906" w:h="16838"/>
